--- a/Internal/ML and Data Analytics Assignment Questions.docx
+++ b/Internal/ML and Data Analytics Assignment Questions.docx
@@ -416,6 +416,412 @@
           <w:szCs w:val="28"/>
         </w:rPr>
         <w:t>.</w:t>
+      </w:r>
+    </w:p>
+    <w:p>
+      <w:pPr>
+        <w:ind w:left="360"/>
+        <w:rPr>
+          <w:sz w:val="28"/>
+          <w:szCs w:val="28"/>
+          <w:lang w:val="en-US"/>
+        </w:rPr>
+      </w:pPr>
+    </w:p>
+    <w:p>
+      <w:pPr>
+        <w:ind w:left="360"/>
+        <w:rPr>
+          <w:sz w:val="28"/>
+          <w:szCs w:val="28"/>
+          <w:lang w:val="en-US"/>
+        </w:rPr>
+      </w:pPr>
+    </w:p>
+    <w:p>
+      <w:pPr>
+        <w:ind w:left="360"/>
+        <w:rPr>
+          <w:b/>
+          <w:bCs/>
+          <w:sz w:val="28"/>
+          <w:szCs w:val="28"/>
+          <w:lang w:val="en-US"/>
+        </w:rPr>
+      </w:pPr>
+      <w:r>
+        <w:rPr>
+          <w:b/>
+          <w:bCs/>
+          <w:sz w:val="28"/>
+          <w:szCs w:val="28"/>
+          <w:lang w:val="en-US"/>
+        </w:rPr>
+        <w:t>Unit-2:</w:t>
+      </w:r>
+      <w:r>
+        <w:rPr>
+          <w:sz w:val="28"/>
+          <w:szCs w:val="28"/>
+          <w:lang w:val="en-US"/>
+        </w:rPr>
+        <w:t xml:space="preserve"> </w:t>
+      </w:r>
+      <w:r>
+        <w:rPr>
+          <w:b/>
+          <w:bCs/>
+          <w:sz w:val="28"/>
+          <w:szCs w:val="28"/>
+          <w:lang w:val="en-US"/>
+        </w:rPr>
+        <w:t>Supervised Learning</w:t>
+      </w:r>
+    </w:p>
+    <w:p>
+      <w:pPr>
+        <w:pStyle w:val="ListParagraph"/>
+        <w:numPr>
+          <w:ilvl w:val="0"/>
+          <w:numId w:val="2"/>
+        </w:numPr>
+        <w:rPr>
+          <w:sz w:val="28"/>
+          <w:szCs w:val="28"/>
+          <w:lang w:val="en-US"/>
+        </w:rPr>
+      </w:pPr>
+      <w:r>
+        <w:rPr>
+          <w:sz w:val="28"/>
+          <w:szCs w:val="28"/>
+        </w:rPr>
+        <w:t>Explain Linear Regression with an example. How is it different from Polynomial Regression?</w:t>
+      </w:r>
+    </w:p>
+    <w:p>
+      <w:pPr>
+        <w:pStyle w:val="ListParagraph"/>
+        <w:numPr>
+          <w:ilvl w:val="0"/>
+          <w:numId w:val="2"/>
+        </w:numPr>
+        <w:rPr>
+          <w:sz w:val="28"/>
+          <w:szCs w:val="28"/>
+          <w:lang w:val="en-US"/>
+        </w:rPr>
+      </w:pPr>
+      <w:r>
+        <w:rPr>
+          <w:sz w:val="28"/>
+          <w:szCs w:val="28"/>
+        </w:rPr>
+        <w:t>Explain Linear Regression and Polynomial Regression with suitable examples</w:t>
+      </w:r>
+      <w:r>
+        <w:rPr>
+          <w:sz w:val="28"/>
+          <w:szCs w:val="28"/>
+        </w:rPr>
+        <w:t>?</w:t>
+      </w:r>
+    </w:p>
+    <w:p>
+      <w:pPr>
+        <w:pStyle w:val="ListParagraph"/>
+        <w:numPr>
+          <w:ilvl w:val="0"/>
+          <w:numId w:val="2"/>
+        </w:numPr>
+        <w:rPr>
+          <w:sz w:val="28"/>
+          <w:szCs w:val="28"/>
+          <w:lang w:val="en-US"/>
+        </w:rPr>
+      </w:pPr>
+      <w:r>
+        <w:rPr>
+          <w:sz w:val="28"/>
+          <w:szCs w:val="28"/>
+        </w:rPr>
+        <w:lastRenderedPageBreak/>
+        <w:t>Write a detailed note on model evaluation metrics for regression (MAE, MSE, RMSE) and classification. Include advantages and disadvantages.</w:t>
+      </w:r>
+    </w:p>
+    <w:p>
+      <w:pPr>
+        <w:pStyle w:val="ListParagraph"/>
+        <w:numPr>
+          <w:ilvl w:val="0"/>
+          <w:numId w:val="2"/>
+        </w:numPr>
+        <w:rPr>
+          <w:sz w:val="28"/>
+          <w:szCs w:val="28"/>
+          <w:lang w:val="en-US"/>
+        </w:rPr>
+      </w:pPr>
+      <w:r>
+        <w:rPr>
+          <w:sz w:val="28"/>
+          <w:szCs w:val="28"/>
+        </w:rPr>
+        <w:t xml:space="preserve">Explain how </w:t>
+      </w:r>
+      <w:r>
+        <w:rPr>
+          <w:b/>
+          <w:bCs/>
+          <w:sz w:val="28"/>
+          <w:szCs w:val="28"/>
+        </w:rPr>
+        <w:t>Logistic Regression</w:t>
+      </w:r>
+      <w:r>
+        <w:rPr>
+          <w:sz w:val="28"/>
+          <w:szCs w:val="28"/>
+        </w:rPr>
+        <w:t xml:space="preserve"> can be used for binary classification. Compare it with Linear Regression.</w:t>
+      </w:r>
+    </w:p>
+    <w:p>
+      <w:pPr>
+        <w:pStyle w:val="ListParagraph"/>
+        <w:numPr>
+          <w:ilvl w:val="0"/>
+          <w:numId w:val="2"/>
+        </w:numPr>
+        <w:rPr>
+          <w:sz w:val="28"/>
+          <w:szCs w:val="28"/>
+          <w:lang w:val="en-US"/>
+        </w:rPr>
+      </w:pPr>
+      <w:r>
+        <w:rPr>
+          <w:sz w:val="28"/>
+          <w:szCs w:val="28"/>
+        </w:rPr>
+        <w:t xml:space="preserve">Describe the </w:t>
+      </w:r>
+      <w:r>
+        <w:rPr>
+          <w:b/>
+          <w:bCs/>
+          <w:sz w:val="28"/>
+          <w:szCs w:val="28"/>
+        </w:rPr>
+        <w:t xml:space="preserve">K-Nearest </w:t>
+      </w:r>
+      <w:proofErr w:type="spellStart"/>
+      <w:r>
+        <w:rPr>
+          <w:b/>
+          <w:bCs/>
+          <w:sz w:val="28"/>
+          <w:szCs w:val="28"/>
+        </w:rPr>
+        <w:t>Neighbors</w:t>
+      </w:r>
+      <w:proofErr w:type="spellEnd"/>
+      <w:r>
+        <w:rPr>
+          <w:sz w:val="28"/>
+          <w:szCs w:val="28"/>
+        </w:rPr>
+        <w:t xml:space="preserve"> (KNN) algorithm. Explain how the value of K affects the performance.</w:t>
+      </w:r>
+    </w:p>
+    <w:p>
+      <w:pPr>
+        <w:pStyle w:val="ListParagraph"/>
+        <w:numPr>
+          <w:ilvl w:val="0"/>
+          <w:numId w:val="2"/>
+        </w:numPr>
+        <w:rPr>
+          <w:sz w:val="28"/>
+          <w:szCs w:val="28"/>
+          <w:lang w:val="en-US"/>
+        </w:rPr>
+      </w:pPr>
+      <w:r>
+        <w:rPr>
+          <w:sz w:val="28"/>
+          <w:szCs w:val="28"/>
+        </w:rPr>
+        <w:t xml:space="preserve">Explain </w:t>
+      </w:r>
+      <w:r>
+        <w:rPr>
+          <w:sz w:val="28"/>
+          <w:szCs w:val="28"/>
+          <w:lang w:val="en-US"/>
+        </w:rPr>
+        <w:t>Decision Trees and Random Forests</w:t>
+      </w:r>
+      <w:r>
+        <w:rPr>
+          <w:sz w:val="28"/>
+          <w:szCs w:val="28"/>
+          <w:lang w:val="en-US"/>
+        </w:rPr>
+        <w:t xml:space="preserve"> Algorithm. </w:t>
+      </w:r>
+    </w:p>
+    <w:p>
+      <w:pPr>
+        <w:pStyle w:val="ListParagraph"/>
+        <w:numPr>
+          <w:ilvl w:val="0"/>
+          <w:numId w:val="2"/>
+        </w:numPr>
+        <w:rPr>
+          <w:sz w:val="28"/>
+          <w:szCs w:val="28"/>
+          <w:lang w:val="en-US"/>
+        </w:rPr>
+      </w:pPr>
+      <w:r>
+        <w:rPr>
+          <w:sz w:val="28"/>
+          <w:szCs w:val="28"/>
+        </w:rPr>
+        <w:t xml:space="preserve">Describe the working of </w:t>
+      </w:r>
+      <w:r>
+        <w:rPr>
+          <w:b/>
+          <w:bCs/>
+          <w:sz w:val="28"/>
+          <w:szCs w:val="28"/>
+        </w:rPr>
+        <w:t>Decision Trees</w:t>
+      </w:r>
+      <w:r>
+        <w:rPr>
+          <w:sz w:val="28"/>
+          <w:szCs w:val="28"/>
+        </w:rPr>
+        <w:t xml:space="preserve">. How does a </w:t>
+      </w:r>
+      <w:r>
+        <w:rPr>
+          <w:b/>
+          <w:bCs/>
+          <w:sz w:val="28"/>
+          <w:szCs w:val="28"/>
+        </w:rPr>
+        <w:t>Random Forest</w:t>
+      </w:r>
+      <w:r>
+        <w:rPr>
+          <w:sz w:val="28"/>
+          <w:szCs w:val="28"/>
+        </w:rPr>
+        <w:t xml:space="preserve"> improve its performance?</w:t>
+      </w:r>
+    </w:p>
+    <w:p>
+      <w:pPr>
+        <w:pStyle w:val="ListParagraph"/>
+        <w:numPr>
+          <w:ilvl w:val="0"/>
+          <w:numId w:val="2"/>
+        </w:numPr>
+        <w:rPr>
+          <w:sz w:val="28"/>
+          <w:szCs w:val="28"/>
+          <w:lang w:val="en-US"/>
+        </w:rPr>
+      </w:pPr>
+      <w:r>
+        <w:rPr>
+          <w:sz w:val="28"/>
+          <w:szCs w:val="28"/>
+        </w:rPr>
+        <w:t>With the help of examples and confusion matrix, explain Accuracy, Precision, Recall, F1-Score, and ROC-AUC.</w:t>
+      </w:r>
+    </w:p>
+    <w:p>
+      <w:pPr>
+        <w:pStyle w:val="ListParagraph"/>
+        <w:numPr>
+          <w:ilvl w:val="0"/>
+          <w:numId w:val="2"/>
+        </w:numPr>
+        <w:rPr>
+          <w:sz w:val="28"/>
+          <w:szCs w:val="28"/>
+          <w:lang w:val="en-US"/>
+        </w:rPr>
+      </w:pPr>
+      <w:r>
+        <w:rPr>
+          <w:sz w:val="28"/>
+          <w:szCs w:val="28"/>
+        </w:rPr>
+        <w:t>Explain the complete process of model training and evaluation using Train-Test Split and Cross-Validation.</w:t>
+      </w:r>
+    </w:p>
+    <w:p>
+      <w:pPr>
+        <w:pStyle w:val="ListParagraph"/>
+        <w:numPr>
+          <w:ilvl w:val="0"/>
+          <w:numId w:val="2"/>
+        </w:numPr>
+        <w:rPr>
+          <w:sz w:val="28"/>
+          <w:szCs w:val="28"/>
+          <w:lang w:val="en-US"/>
+        </w:rPr>
+      </w:pPr>
+      <w:r>
+        <w:rPr>
+          <w:sz w:val="28"/>
+          <w:szCs w:val="28"/>
+        </w:rPr>
+        <w:t xml:space="preserve">What is </w:t>
+      </w:r>
+      <w:proofErr w:type="spellStart"/>
+      <w:r>
+        <w:rPr>
+          <w:sz w:val="28"/>
+          <w:szCs w:val="28"/>
+        </w:rPr>
+        <w:t>GridSearchCV</w:t>
+      </w:r>
+      <w:proofErr w:type="spellEnd"/>
+      <w:r>
+        <w:rPr>
+          <w:sz w:val="28"/>
+          <w:szCs w:val="28"/>
+        </w:rPr>
+        <w:t>? Explain how it works with an example for hyperparameter tuning in a machine learning model.</w:t>
+      </w:r>
+    </w:p>
+    <w:p>
+      <w:pPr>
+        <w:pStyle w:val="ListParagraph"/>
+        <w:numPr>
+          <w:ilvl w:val="0"/>
+          <w:numId w:val="2"/>
+        </w:numPr>
+        <w:rPr>
+          <w:sz w:val="28"/>
+          <w:szCs w:val="28"/>
+          <w:lang w:val="en-US"/>
+        </w:rPr>
+      </w:pPr>
+      <w:r>
+        <w:rPr>
+          <w:sz w:val="28"/>
+          <w:szCs w:val="28"/>
+        </w:rPr>
+        <w:t>What are the differences between Overfitting and Underfitting? How can Cross-validation and Regularization help in avoiding them?</w:t>
       </w:r>
     </w:p>
     <w:sectPr>
@@ -431,6 +837,96 @@
 <file path=word/numbering.xml><?xml version="1.0" encoding="utf-8"?>
 <w:numbering xmlns:wpc="http://schemas.microsoft.com/office/word/2010/wordprocessingCanvas" xmlns:cx="http://schemas.microsoft.com/office/drawing/2014/chartex" xmlns:cx1="http://schemas.microsoft.com/office/drawing/2015/9/8/chartex" xmlns:cx2="http://schemas.microsoft.com/office/drawing/2015/10/21/chartex" xmlns:cx3="http://schemas.microsoft.com/office/drawing/2016/5/9/chartex" xmlns:cx4="http://schemas.microsoft.com/office/drawing/2016/5/10/chartex" xmlns:cx5="http://schemas.microsoft.com/office/drawing/2016/5/11/chartex" xmlns:cx6="http://schemas.microsoft.com/office/drawing/2016/5/12/chartex" xmlns:cx7="http://schemas.microsoft.com/office/drawing/2016/5/13/chartex" xmlns:cx8="http://schemas.microsoft.com/office/drawing/2016/5/14/chartex" xmlns:mc="http://schemas.openxmlformats.org/markup-compatibility/2006" xmlns:aink="http://schemas.microsoft.com/office/drawing/2016/ink" xmlns:am3d="http://schemas.microsoft.com/office/drawing/2017/model3d" xmlns:o="urn:schemas-microsoft-com:office:office" xmlns:oel="http://schemas.microsoft.com/office/2019/extlst" xmlns:r="http://schemas.openxmlformats.org/officeDocument/2006/relationships" xmlns:m="http://schemas.openxmlformats.org/officeDocument/2006/math" xmlns:v="urn:schemas-microsoft-com:vml" xmlns:wp14="http://schemas.microsoft.com/office/word/2010/wordprocessingDrawing" xmlns:wp="http://schemas.openxmlformats.org/drawingml/2006/wordprocessingDrawing" xmlns:w10="urn:schemas-microsoft-com:office:word" xmlns:w="http://schemas.openxmlformats.org/wordprocessingml/2006/main" xmlns:w14="http://schemas.microsoft.com/office/word/2010/wordml" xmlns:w15="http://schemas.microsoft.com/office/word/2012/wordml" xmlns:w16cex="http://schemas.microsoft.com/office/word/2018/wordml/cex" xmlns:w16cid="http://schemas.microsoft.com/office/word/2016/wordml/cid" xmlns:w16="http://schemas.microsoft.com/office/word/2018/wordml" xmlns:w16du="http://schemas.microsoft.com/office/word/2023/wordml/word16du" xmlns:w16sdtdh="http://schemas.microsoft.com/office/word/2020/wordml/sdtdatahash" xmlns:w16sdtfl="http://schemas.microsoft.com/office/word/2024/wordml/sdtformatlock" xmlns:w16se="http://schemas.microsoft.com/office/word/2015/wordml/symex" xmlns:wpg="http://schemas.microsoft.com/office/word/2010/wordprocessingGroup" xmlns:wpi="http://schemas.microsoft.com/office/word/2010/wordprocessingInk" xmlns:wne="http://schemas.microsoft.com/office/word/2006/wordml" xmlns:wps="http://schemas.microsoft.com/office/word/2010/wordprocessingShape" mc:Ignorable="w14 w15 w16se w16cid w16 w16cex w16sdtdh w16sdtfl w16du wp14">
   <w:abstractNum w:abstractNumId="0" w15:restartNumberingAfterBreak="0">
+    <w:nsid w:val="3B0448CB"/>
+    <w:multiLevelType w:val="hybridMultilevel"/>
+    <w:tmpl w:val="E1D8A930"/>
+    <w:lvl w:ilvl="0" w:tplc="35F099EE">
+      <w:start w:val="1"/>
+      <w:numFmt w:val="decimal"/>
+      <w:lvlText w:val="%1."/>
+      <w:lvlJc w:val="left"/>
+      <w:pPr>
+        <w:ind w:left="720" w:hanging="360"/>
+      </w:pPr>
+      <w:rPr>
+        <w:rFonts w:hint="default"/>
+        <w:b/>
+      </w:rPr>
+    </w:lvl>
+    <w:lvl w:ilvl="1" w:tplc="40090019" w:tentative="1">
+      <w:start w:val="1"/>
+      <w:numFmt w:val="lowerLetter"/>
+      <w:lvlText w:val="%2."/>
+      <w:lvlJc w:val="left"/>
+      <w:pPr>
+        <w:ind w:left="1440" w:hanging="360"/>
+      </w:pPr>
+    </w:lvl>
+    <w:lvl w:ilvl="2" w:tplc="4009001B" w:tentative="1">
+      <w:start w:val="1"/>
+      <w:numFmt w:val="lowerRoman"/>
+      <w:lvlText w:val="%3."/>
+      <w:lvlJc w:val="right"/>
+      <w:pPr>
+        <w:ind w:left="2160" w:hanging="180"/>
+      </w:pPr>
+    </w:lvl>
+    <w:lvl w:ilvl="3" w:tplc="4009000F" w:tentative="1">
+      <w:start w:val="1"/>
+      <w:numFmt w:val="decimal"/>
+      <w:lvlText w:val="%4."/>
+      <w:lvlJc w:val="left"/>
+      <w:pPr>
+        <w:ind w:left="2880" w:hanging="360"/>
+      </w:pPr>
+    </w:lvl>
+    <w:lvl w:ilvl="4" w:tplc="40090019" w:tentative="1">
+      <w:start w:val="1"/>
+      <w:numFmt w:val="lowerLetter"/>
+      <w:lvlText w:val="%5."/>
+      <w:lvlJc w:val="left"/>
+      <w:pPr>
+        <w:ind w:left="3600" w:hanging="360"/>
+      </w:pPr>
+    </w:lvl>
+    <w:lvl w:ilvl="5" w:tplc="4009001B" w:tentative="1">
+      <w:start w:val="1"/>
+      <w:numFmt w:val="lowerRoman"/>
+      <w:lvlText w:val="%6."/>
+      <w:lvlJc w:val="right"/>
+      <w:pPr>
+        <w:ind w:left="4320" w:hanging="180"/>
+      </w:pPr>
+    </w:lvl>
+    <w:lvl w:ilvl="6" w:tplc="4009000F" w:tentative="1">
+      <w:start w:val="1"/>
+      <w:numFmt w:val="decimal"/>
+      <w:lvlText w:val="%7."/>
+      <w:lvlJc w:val="left"/>
+      <w:pPr>
+        <w:ind w:left="5040" w:hanging="360"/>
+      </w:pPr>
+    </w:lvl>
+    <w:lvl w:ilvl="7" w:tplc="40090019" w:tentative="1">
+      <w:start w:val="1"/>
+      <w:numFmt w:val="lowerLetter"/>
+      <w:lvlText w:val="%8."/>
+      <w:lvlJc w:val="left"/>
+      <w:pPr>
+        <w:ind w:left="5760" w:hanging="360"/>
+      </w:pPr>
+    </w:lvl>
+    <w:lvl w:ilvl="8" w:tplc="4009001B" w:tentative="1">
+      <w:start w:val="1"/>
+      <w:numFmt w:val="lowerRoman"/>
+      <w:lvlText w:val="%9."/>
+      <w:lvlJc w:val="right"/>
+      <w:pPr>
+        <w:ind w:left="6480" w:hanging="180"/>
+      </w:pPr>
+    </w:lvl>
+  </w:abstractNum>
+  <w:abstractNum w:abstractNumId="1" w15:restartNumberingAfterBreak="0">
     <w:nsid w:val="692E49FE"/>
     <w:multiLevelType w:val="hybridMultilevel"/>
     <w:tmpl w:val="9260DDFC"/>
@@ -520,6 +1016,9 @@
     </w:lvl>
   </w:abstractNum>
   <w:num w:numId="1" w16cid:durableId="217710753">
+    <w:abstractNumId w:val="1"/>
+  </w:num>
+  <w:num w:numId="2" w16cid:durableId="1343555791">
     <w:abstractNumId w:val="0"/>
   </w:num>
 </w:numbering>

--- a/Internal/ML and Data Analytics Assignment Questions.docx
+++ b/Internal/ML and Data Analytics Assignment Questions.docx
@@ -21,12 +21,9 @@
           <w:szCs w:val="36"/>
           <w:lang w:val="en-US"/>
         </w:rPr>
-        <w:t>Assignment &amp; Important Questions:</w:t>
-      </w:r>
-    </w:p>
-    <w:p>
-      <w:pPr>
-        <w:jc w:val="center"/>
+        <w:t>ML and Data Analy</w:t>
+      </w:r>
+      <w:r>
         <w:rPr>
           <w:b/>
           <w:bCs/>
@@ -34,6 +31,59 @@
           <w:szCs w:val="36"/>
           <w:lang w:val="en-US"/>
         </w:rPr>
+        <w:t>sis</w:t>
+      </w:r>
+      <w:r>
+        <w:rPr>
+          <w:b/>
+          <w:bCs/>
+          <w:sz w:val="36"/>
+          <w:szCs w:val="36"/>
+          <w:lang w:val="en-US"/>
+        </w:rPr>
+        <w:t xml:space="preserve"> Using Python</w:t>
+      </w:r>
+      <w:r>
+        <w:rPr>
+          <w:b/>
+          <w:bCs/>
+          <w:sz w:val="36"/>
+          <w:szCs w:val="36"/>
+          <w:lang w:val="en-US"/>
+        </w:rPr>
+        <w:t xml:space="preserve"> Question</w:t>
+      </w:r>
+      <w:r>
+        <w:rPr>
+          <w:b/>
+          <w:bCs/>
+          <w:sz w:val="36"/>
+          <w:szCs w:val="36"/>
+          <w:lang w:val="en-US"/>
+        </w:rPr>
+        <w:t xml:space="preserve"> Bank</w:t>
+      </w:r>
+      <w:r>
+        <w:rPr>
+          <w:b/>
+          <w:bCs/>
+          <w:sz w:val="36"/>
+          <w:szCs w:val="36"/>
+          <w:lang w:val="en-US"/>
+        </w:rPr>
+        <w:t>:</w:t>
+      </w:r>
+    </w:p>
+    <w:p>
+      <w:pPr>
+        <w:jc w:val="center"/>
+        <w:rPr>
+          <w:b/>
+          <w:bCs/>
+          <w:sz w:val="36"/>
+          <w:szCs w:val="36"/>
+          <w:lang w:val="en-US"/>
+        </w:rPr>
       </w:pPr>
     </w:p>
     <w:p>
@@ -822,6 +872,1944 @@
           <w:szCs w:val="28"/>
         </w:rPr>
         <w:t>What are the differences between Overfitting and Underfitting? How can Cross-validation and Regularization help in avoiding them?</w:t>
+      </w:r>
+    </w:p>
+    <w:p>
+      <w:pPr>
+        <w:ind w:left="360"/>
+        <w:rPr>
+          <w:sz w:val="28"/>
+          <w:szCs w:val="28"/>
+          <w:lang w:val="en-US"/>
+        </w:rPr>
+      </w:pPr>
+    </w:p>
+    <w:p>
+      <w:pPr>
+        <w:ind w:left="360"/>
+        <w:rPr>
+          <w:b/>
+          <w:bCs/>
+          <w:sz w:val="28"/>
+          <w:szCs w:val="28"/>
+          <w:lang w:val="en-US"/>
+        </w:rPr>
+      </w:pPr>
+      <w:r>
+        <w:rPr>
+          <w:b/>
+          <w:bCs/>
+          <w:sz w:val="28"/>
+          <w:szCs w:val="28"/>
+          <w:lang w:val="en-US"/>
+        </w:rPr>
+        <w:t>Unit-3: Unsupervised ML</w:t>
+      </w:r>
+    </w:p>
+    <w:p>
+      <w:pPr>
+        <w:pStyle w:val="ListParagraph"/>
+        <w:numPr>
+          <w:ilvl w:val="0"/>
+          <w:numId w:val="3"/>
+        </w:numPr>
+        <w:rPr>
+          <w:sz w:val="28"/>
+          <w:szCs w:val="28"/>
+          <w:lang w:val="en-US"/>
+        </w:rPr>
+      </w:pPr>
+      <w:r>
+        <w:rPr>
+          <w:sz w:val="28"/>
+          <w:szCs w:val="28"/>
+        </w:rPr>
+        <w:t>Define clustering. How is it different from classification?</w:t>
+      </w:r>
+    </w:p>
+    <w:p>
+      <w:pPr>
+        <w:pStyle w:val="ListParagraph"/>
+        <w:numPr>
+          <w:ilvl w:val="0"/>
+          <w:numId w:val="3"/>
+        </w:numPr>
+        <w:rPr>
+          <w:sz w:val="28"/>
+          <w:szCs w:val="28"/>
+          <w:lang w:val="en-US"/>
+        </w:rPr>
+      </w:pPr>
+      <w:r>
+        <w:rPr>
+          <w:sz w:val="28"/>
+          <w:szCs w:val="28"/>
+          <w:lang w:val="en-US"/>
+        </w:rPr>
+        <w:t>Explain the steps involved in the K-Means clustering algorithm.</w:t>
+      </w:r>
+    </w:p>
+    <w:p>
+      <w:pPr>
+        <w:pStyle w:val="ListParagraph"/>
+        <w:numPr>
+          <w:ilvl w:val="0"/>
+          <w:numId w:val="3"/>
+        </w:numPr>
+        <w:rPr>
+          <w:sz w:val="28"/>
+          <w:szCs w:val="28"/>
+          <w:lang w:val="en-US"/>
+        </w:rPr>
+      </w:pPr>
+      <w:r>
+        <w:rPr>
+          <w:sz w:val="28"/>
+          <w:szCs w:val="28"/>
+          <w:lang w:val="en-US"/>
+        </w:rPr>
+        <w:t>What is the role of the centroid in K-Means? How is it updated?</w:t>
+      </w:r>
+    </w:p>
+    <w:p>
+      <w:pPr>
+        <w:pStyle w:val="ListParagraph"/>
+        <w:numPr>
+          <w:ilvl w:val="0"/>
+          <w:numId w:val="3"/>
+        </w:numPr>
+        <w:rPr>
+          <w:sz w:val="28"/>
+          <w:szCs w:val="28"/>
+          <w:lang w:val="en-US"/>
+        </w:rPr>
+      </w:pPr>
+      <w:r>
+        <w:rPr>
+          <w:sz w:val="28"/>
+          <w:szCs w:val="28"/>
+          <w:lang w:val="en-US"/>
+        </w:rPr>
+        <w:t>Explain the elbow method for choosing the optimal number of clusters.</w:t>
+      </w:r>
+    </w:p>
+    <w:p>
+      <w:pPr>
+        <w:pStyle w:val="ListParagraph"/>
+        <w:numPr>
+          <w:ilvl w:val="0"/>
+          <w:numId w:val="3"/>
+        </w:numPr>
+        <w:rPr>
+          <w:sz w:val="28"/>
+          <w:szCs w:val="28"/>
+          <w:lang w:val="en-US"/>
+        </w:rPr>
+      </w:pPr>
+      <w:r>
+        <w:rPr>
+          <w:sz w:val="28"/>
+          <w:szCs w:val="28"/>
+          <w:lang w:val="en-US"/>
+        </w:rPr>
+        <w:t xml:space="preserve">Write a note on </w:t>
+      </w:r>
+      <w:r>
+        <w:rPr>
+          <w:sz w:val="28"/>
+          <w:szCs w:val="28"/>
+          <w:lang w:val="en-US"/>
+        </w:rPr>
+        <w:t>Evaluation of clustering results</w:t>
+      </w:r>
+    </w:p>
+    <w:p>
+      <w:pPr>
+        <w:pStyle w:val="ListParagraph"/>
+        <w:numPr>
+          <w:ilvl w:val="0"/>
+          <w:numId w:val="3"/>
+        </w:numPr>
+        <w:rPr>
+          <w:sz w:val="28"/>
+          <w:szCs w:val="28"/>
+          <w:lang w:val="en-US"/>
+        </w:rPr>
+      </w:pPr>
+      <w:r>
+        <w:rPr>
+          <w:sz w:val="28"/>
+          <w:szCs w:val="28"/>
+        </w:rPr>
+        <w:t xml:space="preserve">Define </w:t>
+      </w:r>
+      <w:r>
+        <w:rPr>
+          <w:b/>
+          <w:bCs/>
+          <w:sz w:val="28"/>
+          <w:szCs w:val="28"/>
+        </w:rPr>
+        <w:t>dimensionality</w:t>
+      </w:r>
+      <w:r>
+        <w:rPr>
+          <w:sz w:val="28"/>
+          <w:szCs w:val="28"/>
+        </w:rPr>
+        <w:t xml:space="preserve"> </w:t>
+      </w:r>
+      <w:r>
+        <w:rPr>
+          <w:b/>
+          <w:bCs/>
+          <w:sz w:val="28"/>
+          <w:szCs w:val="28"/>
+        </w:rPr>
+        <w:t>reduction</w:t>
+      </w:r>
+      <w:r>
+        <w:rPr>
+          <w:sz w:val="28"/>
+          <w:szCs w:val="28"/>
+        </w:rPr>
+        <w:t>. Why is it important</w:t>
+      </w:r>
+      <w:r>
+        <w:rPr>
+          <w:sz w:val="28"/>
+          <w:szCs w:val="28"/>
+        </w:rPr>
+        <w:t xml:space="preserve"> and discuss the curse of Dimensionality reduction. </w:t>
+      </w:r>
+    </w:p>
+    <w:p>
+      <w:pPr>
+        <w:pStyle w:val="ListParagraph"/>
+        <w:numPr>
+          <w:ilvl w:val="0"/>
+          <w:numId w:val="3"/>
+        </w:numPr>
+        <w:rPr>
+          <w:sz w:val="28"/>
+          <w:szCs w:val="28"/>
+          <w:lang w:val="en-US"/>
+        </w:rPr>
+      </w:pPr>
+      <w:r>
+        <w:rPr>
+          <w:sz w:val="28"/>
+          <w:szCs w:val="28"/>
+        </w:rPr>
+        <w:t xml:space="preserve">With example explain </w:t>
+      </w:r>
+      <w:r>
+        <w:rPr>
+          <w:sz w:val="28"/>
+          <w:szCs w:val="28"/>
+          <w:lang w:val="en-US"/>
+        </w:rPr>
+        <w:t>Principal Component Analysis (</w:t>
+      </w:r>
+      <w:r>
+        <w:rPr>
+          <w:b/>
+          <w:bCs/>
+          <w:sz w:val="28"/>
+          <w:szCs w:val="28"/>
+          <w:lang w:val="en-US"/>
+        </w:rPr>
+        <w:t>PCA</w:t>
+      </w:r>
+      <w:r>
+        <w:rPr>
+          <w:sz w:val="28"/>
+          <w:szCs w:val="28"/>
+          <w:lang w:val="en-US"/>
+        </w:rPr>
+        <w:t>), Linear Discriminant Analysis (</w:t>
+      </w:r>
+      <w:r>
+        <w:rPr>
+          <w:b/>
+          <w:bCs/>
+          <w:sz w:val="28"/>
+          <w:szCs w:val="28"/>
+          <w:lang w:val="en-US"/>
+        </w:rPr>
+        <w:t>LDA</w:t>
+      </w:r>
+      <w:r>
+        <w:rPr>
+          <w:sz w:val="28"/>
+          <w:szCs w:val="28"/>
+          <w:lang w:val="en-US"/>
+        </w:rPr>
+        <w:t>)</w:t>
+      </w:r>
+    </w:p>
+    <w:p>
+      <w:pPr>
+        <w:pStyle w:val="ListParagraph"/>
+        <w:numPr>
+          <w:ilvl w:val="0"/>
+          <w:numId w:val="3"/>
+        </w:numPr>
+        <w:rPr>
+          <w:sz w:val="28"/>
+          <w:szCs w:val="28"/>
+          <w:lang w:val="en-US"/>
+        </w:rPr>
+      </w:pPr>
+      <w:r>
+        <w:rPr>
+          <w:sz w:val="28"/>
+          <w:szCs w:val="28"/>
+          <w:lang w:val="en-US"/>
+        </w:rPr>
+        <w:t xml:space="preserve">Explain </w:t>
+      </w:r>
+      <w:r>
+        <w:rPr>
+          <w:b/>
+          <w:bCs/>
+          <w:sz w:val="28"/>
+          <w:szCs w:val="28"/>
+          <w:lang w:val="en-US"/>
+        </w:rPr>
+        <w:t>t-Distributed</w:t>
+      </w:r>
+      <w:r>
+        <w:rPr>
+          <w:sz w:val="28"/>
+          <w:szCs w:val="28"/>
+          <w:lang w:val="en-US"/>
+        </w:rPr>
+        <w:t xml:space="preserve"> Stochastic Neighbor Embedding (t-SNE)</w:t>
+      </w:r>
+      <w:r>
+        <w:rPr>
+          <w:sz w:val="28"/>
+          <w:szCs w:val="28"/>
+          <w:lang w:val="en-US"/>
+        </w:rPr>
+        <w:t xml:space="preserve"> </w:t>
+      </w:r>
+      <w:r>
+        <w:rPr>
+          <w:sz w:val="28"/>
+          <w:szCs w:val="28"/>
+          <w:lang w:val="en-US"/>
+        </w:rPr>
+        <w:t xml:space="preserve">and </w:t>
+      </w:r>
+      <w:r>
+        <w:rPr>
+          <w:sz w:val="28"/>
+          <w:szCs w:val="28"/>
+        </w:rPr>
+        <w:t>Discuss the advantages and limitations of t-SNE</w:t>
+      </w:r>
+    </w:p>
+    <w:p>
+      <w:pPr>
+        <w:pStyle w:val="ListParagraph"/>
+        <w:numPr>
+          <w:ilvl w:val="0"/>
+          <w:numId w:val="3"/>
+        </w:numPr>
+        <w:rPr>
+          <w:sz w:val="28"/>
+          <w:szCs w:val="28"/>
+          <w:lang w:val="en-US"/>
+        </w:rPr>
+      </w:pPr>
+      <w:r>
+        <w:rPr>
+          <w:sz w:val="28"/>
+          <w:szCs w:val="28"/>
+          <w:lang w:val="en-US"/>
+        </w:rPr>
+        <w:t xml:space="preserve">Define </w:t>
+      </w:r>
+      <w:r>
+        <w:rPr>
+          <w:b/>
+          <w:bCs/>
+          <w:sz w:val="28"/>
+          <w:szCs w:val="28"/>
+          <w:lang w:val="en-US"/>
+        </w:rPr>
+        <w:t>association</w:t>
+      </w:r>
+      <w:r>
+        <w:rPr>
+          <w:sz w:val="28"/>
+          <w:szCs w:val="28"/>
+          <w:lang w:val="en-US"/>
+        </w:rPr>
+        <w:t xml:space="preserve"> </w:t>
+      </w:r>
+      <w:r>
+        <w:rPr>
+          <w:b/>
+          <w:bCs/>
+          <w:sz w:val="28"/>
+          <w:szCs w:val="28"/>
+          <w:lang w:val="en-US"/>
+        </w:rPr>
+        <w:t>rule</w:t>
+      </w:r>
+      <w:r>
+        <w:rPr>
+          <w:sz w:val="28"/>
+          <w:szCs w:val="28"/>
+          <w:lang w:val="en-US"/>
+        </w:rPr>
+        <w:t xml:space="preserve"> </w:t>
+      </w:r>
+      <w:r>
+        <w:rPr>
+          <w:b/>
+          <w:bCs/>
+          <w:sz w:val="28"/>
+          <w:szCs w:val="28"/>
+          <w:lang w:val="en-US"/>
+        </w:rPr>
+        <w:t>mining</w:t>
+      </w:r>
+      <w:r>
+        <w:rPr>
+          <w:sz w:val="28"/>
+          <w:szCs w:val="28"/>
+          <w:lang w:val="en-US"/>
+        </w:rPr>
+        <w:t xml:space="preserve"> with an example.</w:t>
+      </w:r>
+    </w:p>
+    <w:p>
+      <w:pPr>
+        <w:pStyle w:val="ListParagraph"/>
+        <w:numPr>
+          <w:ilvl w:val="0"/>
+          <w:numId w:val="3"/>
+        </w:numPr>
+        <w:rPr>
+          <w:sz w:val="28"/>
+          <w:szCs w:val="28"/>
+          <w:lang w:val="en-US"/>
+        </w:rPr>
+      </w:pPr>
+      <w:r>
+        <w:rPr>
+          <w:sz w:val="28"/>
+          <w:szCs w:val="28"/>
+          <w:lang w:val="en-US"/>
+        </w:rPr>
+        <w:t xml:space="preserve">Explain the </w:t>
+      </w:r>
+      <w:proofErr w:type="spellStart"/>
+      <w:r>
+        <w:rPr>
+          <w:b/>
+          <w:bCs/>
+          <w:sz w:val="28"/>
+          <w:szCs w:val="28"/>
+          <w:lang w:val="en-US"/>
+        </w:rPr>
+        <w:t>Apriori</w:t>
+      </w:r>
+      <w:proofErr w:type="spellEnd"/>
+      <w:r>
+        <w:rPr>
+          <w:sz w:val="28"/>
+          <w:szCs w:val="28"/>
+          <w:lang w:val="en-US"/>
+        </w:rPr>
+        <w:t xml:space="preserve"> algorithm step-by-step.</w:t>
+      </w:r>
+    </w:p>
+    <w:p>
+      <w:pPr>
+        <w:pStyle w:val="ListParagraph"/>
+        <w:numPr>
+          <w:ilvl w:val="0"/>
+          <w:numId w:val="3"/>
+        </w:numPr>
+        <w:rPr>
+          <w:sz w:val="28"/>
+          <w:szCs w:val="28"/>
+          <w:lang w:val="en-US"/>
+        </w:rPr>
+      </w:pPr>
+      <w:r>
+        <w:rPr>
+          <w:sz w:val="28"/>
+          <w:szCs w:val="28"/>
+          <w:lang w:val="en-US"/>
+        </w:rPr>
+        <w:t xml:space="preserve">What is </w:t>
+      </w:r>
+      <w:r>
+        <w:rPr>
+          <w:b/>
+          <w:bCs/>
+          <w:sz w:val="28"/>
+          <w:szCs w:val="28"/>
+          <w:lang w:val="en-US"/>
+        </w:rPr>
+        <w:t>Market Basket Analysis</w:t>
+      </w:r>
+      <w:r>
+        <w:rPr>
+          <w:sz w:val="28"/>
+          <w:szCs w:val="28"/>
+          <w:lang w:val="en-US"/>
+        </w:rPr>
+        <w:t>? Give an example.</w:t>
+      </w:r>
+    </w:p>
+    <w:p>
+      <w:pPr>
+        <w:pStyle w:val="ListParagraph"/>
+        <w:numPr>
+          <w:ilvl w:val="0"/>
+          <w:numId w:val="3"/>
+        </w:numPr>
+        <w:rPr>
+          <w:sz w:val="28"/>
+          <w:szCs w:val="28"/>
+          <w:lang w:val="en-US"/>
+        </w:rPr>
+      </w:pPr>
+      <w:r>
+        <w:rPr>
+          <w:sz w:val="28"/>
+          <w:szCs w:val="28"/>
+          <w:lang w:val="en-US"/>
+        </w:rPr>
+        <w:t xml:space="preserve">Define and differentiate </w:t>
+      </w:r>
+      <w:r>
+        <w:rPr>
+          <w:b/>
+          <w:bCs/>
+          <w:sz w:val="28"/>
+          <w:szCs w:val="28"/>
+          <w:lang w:val="en-US"/>
+        </w:rPr>
+        <w:t>support</w:t>
+      </w:r>
+      <w:r>
+        <w:rPr>
+          <w:sz w:val="28"/>
+          <w:szCs w:val="28"/>
+          <w:lang w:val="en-US"/>
+        </w:rPr>
+        <w:t xml:space="preserve">, </w:t>
+      </w:r>
+      <w:r>
+        <w:rPr>
+          <w:b/>
+          <w:bCs/>
+          <w:sz w:val="28"/>
+          <w:szCs w:val="28"/>
+          <w:lang w:val="en-US"/>
+        </w:rPr>
+        <w:t>confidence</w:t>
+      </w:r>
+      <w:r>
+        <w:rPr>
+          <w:sz w:val="28"/>
+          <w:szCs w:val="28"/>
+          <w:lang w:val="en-US"/>
+        </w:rPr>
+        <w:t xml:space="preserve">, and </w:t>
+      </w:r>
+      <w:r>
+        <w:rPr>
+          <w:b/>
+          <w:bCs/>
+          <w:sz w:val="28"/>
+          <w:szCs w:val="28"/>
+          <w:lang w:val="en-US"/>
+        </w:rPr>
+        <w:t>lift</w:t>
+      </w:r>
+      <w:r>
+        <w:rPr>
+          <w:sz w:val="28"/>
+          <w:szCs w:val="28"/>
+          <w:lang w:val="en-US"/>
+        </w:rPr>
+        <w:t>.</w:t>
+      </w:r>
+    </w:p>
+    <w:p>
+      <w:pPr>
+        <w:pStyle w:val="ListParagraph"/>
+        <w:numPr>
+          <w:ilvl w:val="0"/>
+          <w:numId w:val="3"/>
+        </w:numPr>
+        <w:rPr>
+          <w:sz w:val="28"/>
+          <w:szCs w:val="28"/>
+          <w:lang w:val="en-US"/>
+        </w:rPr>
+      </w:pPr>
+      <w:r>
+        <w:rPr>
+          <w:sz w:val="28"/>
+          <w:szCs w:val="28"/>
+          <w:lang w:val="en-US"/>
+        </w:rPr>
+        <w:lastRenderedPageBreak/>
+        <w:t xml:space="preserve">Write a Note on </w:t>
+      </w:r>
+      <w:r>
+        <w:rPr>
+          <w:b/>
+          <w:bCs/>
+          <w:sz w:val="28"/>
+          <w:szCs w:val="28"/>
+          <w:lang w:val="en-US"/>
+        </w:rPr>
+        <w:t>Evaluation metrics</w:t>
+      </w:r>
+      <w:r>
+        <w:rPr>
+          <w:sz w:val="28"/>
+          <w:szCs w:val="28"/>
+          <w:lang w:val="en-US"/>
+        </w:rPr>
+        <w:t xml:space="preserve"> for association rules</w:t>
+      </w:r>
+      <w:r>
+        <w:rPr>
+          <w:sz w:val="28"/>
+          <w:szCs w:val="28"/>
+          <w:lang w:val="en-US"/>
+        </w:rPr>
+        <w:t xml:space="preserve"> with example</w:t>
+      </w:r>
+    </w:p>
+    <w:p>
+      <w:pPr>
+        <w:rPr>
+          <w:sz w:val="28"/>
+          <w:szCs w:val="28"/>
+          <w:lang w:val="en-US"/>
+        </w:rPr>
+      </w:pPr>
+    </w:p>
+    <w:p>
+      <w:pPr>
+        <w:rPr>
+          <w:b/>
+          <w:bCs/>
+          <w:sz w:val="28"/>
+          <w:szCs w:val="28"/>
+          <w:lang w:val="en-US"/>
+        </w:rPr>
+      </w:pPr>
+      <w:r>
+        <w:rPr>
+          <w:sz w:val="28"/>
+          <w:szCs w:val="28"/>
+          <w:lang w:val="en-US"/>
+        </w:rPr>
+        <w:t xml:space="preserve">Unit-4: </w:t>
+      </w:r>
+      <w:r>
+        <w:rPr>
+          <w:b/>
+          <w:bCs/>
+          <w:sz w:val="28"/>
+          <w:szCs w:val="28"/>
+          <w:lang w:val="en-US"/>
+        </w:rPr>
+        <w:t>Advanced Machine Learning Techniques</w:t>
+      </w:r>
+    </w:p>
+    <w:p>
+      <w:pPr>
+        <w:pStyle w:val="ListParagraph"/>
+        <w:numPr>
+          <w:ilvl w:val="0"/>
+          <w:numId w:val="4"/>
+        </w:numPr>
+        <w:rPr>
+          <w:sz w:val="28"/>
+          <w:szCs w:val="28"/>
+          <w:lang w:val="en-US"/>
+        </w:rPr>
+      </w:pPr>
+      <w:r>
+        <w:rPr>
+          <w:sz w:val="28"/>
+          <w:szCs w:val="28"/>
+          <w:lang w:val="en-US"/>
+        </w:rPr>
+        <w:t>Define ensemble learning. Why is it used in machine learning?</w:t>
+      </w:r>
+    </w:p>
+    <w:p>
+      <w:pPr>
+        <w:pStyle w:val="ListParagraph"/>
+        <w:numPr>
+          <w:ilvl w:val="0"/>
+          <w:numId w:val="4"/>
+        </w:numPr>
+        <w:rPr>
+          <w:sz w:val="28"/>
+          <w:szCs w:val="28"/>
+          <w:lang w:val="en-US"/>
+        </w:rPr>
+      </w:pPr>
+      <w:r>
+        <w:rPr>
+          <w:sz w:val="28"/>
+          <w:szCs w:val="28"/>
+          <w:lang w:val="en-US"/>
+        </w:rPr>
+        <w:t>Explain the concept of bagging with an example.</w:t>
+      </w:r>
+    </w:p>
+    <w:p>
+      <w:pPr>
+        <w:pStyle w:val="ListParagraph"/>
+        <w:numPr>
+          <w:ilvl w:val="0"/>
+          <w:numId w:val="4"/>
+        </w:numPr>
+        <w:rPr>
+          <w:sz w:val="28"/>
+          <w:szCs w:val="28"/>
+          <w:lang w:val="en-US"/>
+        </w:rPr>
+      </w:pPr>
+      <w:r>
+        <w:rPr>
+          <w:sz w:val="28"/>
+          <w:szCs w:val="28"/>
+          <w:lang w:val="en-US"/>
+        </w:rPr>
+        <w:t>What is boosting? How is it different from bagging?</w:t>
+      </w:r>
+    </w:p>
+    <w:p>
+      <w:pPr>
+        <w:pStyle w:val="ListParagraph"/>
+        <w:numPr>
+          <w:ilvl w:val="0"/>
+          <w:numId w:val="4"/>
+        </w:numPr>
+        <w:rPr>
+          <w:sz w:val="28"/>
+          <w:szCs w:val="28"/>
+          <w:lang w:val="en-US"/>
+        </w:rPr>
+      </w:pPr>
+      <w:r>
+        <w:rPr>
+          <w:sz w:val="28"/>
+          <w:szCs w:val="28"/>
+          <w:lang w:val="en-US"/>
+        </w:rPr>
+        <w:t>Explain the Gradient Boosting Machine (GBM) algorithm.</w:t>
+      </w:r>
+    </w:p>
+    <w:p>
+      <w:pPr>
+        <w:pStyle w:val="ListParagraph"/>
+        <w:numPr>
+          <w:ilvl w:val="0"/>
+          <w:numId w:val="4"/>
+        </w:numPr>
+        <w:rPr>
+          <w:sz w:val="28"/>
+          <w:szCs w:val="28"/>
+          <w:lang w:val="en-US"/>
+        </w:rPr>
+      </w:pPr>
+      <w:r>
+        <w:rPr>
+          <w:sz w:val="28"/>
+          <w:szCs w:val="28"/>
+          <w:lang w:val="en-US"/>
+        </w:rPr>
+        <w:t xml:space="preserve">What is </w:t>
+      </w:r>
+      <w:proofErr w:type="spellStart"/>
+      <w:r>
+        <w:rPr>
+          <w:sz w:val="28"/>
+          <w:szCs w:val="28"/>
+          <w:lang w:val="en-US"/>
+        </w:rPr>
+        <w:t>XGBoost</w:t>
+      </w:r>
+      <w:proofErr w:type="spellEnd"/>
+      <w:r>
+        <w:rPr>
+          <w:sz w:val="28"/>
+          <w:szCs w:val="28"/>
+          <w:lang w:val="en-US"/>
+        </w:rPr>
+        <w:t>. Explain with advantages and disadvantages</w:t>
+      </w:r>
+    </w:p>
+    <w:p>
+      <w:pPr>
+        <w:pStyle w:val="ListParagraph"/>
+        <w:numPr>
+          <w:ilvl w:val="0"/>
+          <w:numId w:val="4"/>
+        </w:numPr>
+        <w:rPr>
+          <w:sz w:val="28"/>
+          <w:szCs w:val="28"/>
+          <w:lang w:val="en-US"/>
+        </w:rPr>
+      </w:pPr>
+      <w:r>
+        <w:rPr>
+          <w:sz w:val="28"/>
+          <w:szCs w:val="28"/>
+        </w:rPr>
+        <w:t>Explain with example the d</w:t>
+      </w:r>
+      <w:r>
+        <w:rPr>
+          <w:sz w:val="28"/>
+          <w:szCs w:val="28"/>
+        </w:rPr>
+        <w:t xml:space="preserve">ifferentiate between </w:t>
+      </w:r>
+      <w:r>
+        <w:rPr>
+          <w:b/>
+          <w:bCs/>
+          <w:sz w:val="28"/>
+          <w:szCs w:val="28"/>
+        </w:rPr>
+        <w:t>linear</w:t>
+      </w:r>
+      <w:r>
+        <w:rPr>
+          <w:sz w:val="28"/>
+          <w:szCs w:val="28"/>
+        </w:rPr>
+        <w:t xml:space="preserve"> and </w:t>
+      </w:r>
+      <w:r>
+        <w:rPr>
+          <w:b/>
+          <w:bCs/>
+          <w:sz w:val="28"/>
+          <w:szCs w:val="28"/>
+        </w:rPr>
+        <w:t>non-linear SVM</w:t>
+      </w:r>
+      <w:r>
+        <w:rPr>
+          <w:sz w:val="28"/>
+          <w:szCs w:val="28"/>
+        </w:rPr>
+        <w:t>.</w:t>
+      </w:r>
+    </w:p>
+    <w:p>
+      <w:pPr>
+        <w:pStyle w:val="ListParagraph"/>
+        <w:numPr>
+          <w:ilvl w:val="0"/>
+          <w:numId w:val="4"/>
+        </w:numPr>
+        <w:rPr>
+          <w:sz w:val="28"/>
+          <w:szCs w:val="28"/>
+          <w:lang w:val="en-US"/>
+        </w:rPr>
+      </w:pPr>
+      <w:r>
+        <w:rPr>
+          <w:sz w:val="28"/>
+          <w:szCs w:val="28"/>
+          <w:lang w:val="en-US"/>
+        </w:rPr>
+        <w:t xml:space="preserve">What is SVM Algorithm? </w:t>
+      </w:r>
+      <w:r>
+        <w:rPr>
+          <w:sz w:val="28"/>
+          <w:szCs w:val="28"/>
+        </w:rPr>
+        <w:t xml:space="preserve">Explain the role of </w:t>
+      </w:r>
+      <w:r>
+        <w:rPr>
+          <w:b/>
+          <w:bCs/>
+          <w:sz w:val="28"/>
+          <w:szCs w:val="28"/>
+        </w:rPr>
+        <w:t>support vectors</w:t>
+      </w:r>
+      <w:r>
+        <w:rPr>
+          <w:sz w:val="28"/>
+          <w:szCs w:val="28"/>
+        </w:rPr>
+        <w:t xml:space="preserve"> in SVM.</w:t>
+      </w:r>
+    </w:p>
+    <w:p>
+      <w:pPr>
+        <w:pStyle w:val="ListParagraph"/>
+        <w:numPr>
+          <w:ilvl w:val="0"/>
+          <w:numId w:val="4"/>
+        </w:numPr>
+        <w:rPr>
+          <w:sz w:val="28"/>
+          <w:szCs w:val="28"/>
+          <w:lang w:val="en-US"/>
+        </w:rPr>
+      </w:pPr>
+      <w:r>
+        <w:rPr>
+          <w:sz w:val="28"/>
+          <w:szCs w:val="28"/>
+        </w:rPr>
+        <w:t xml:space="preserve">What is the </w:t>
+      </w:r>
+      <w:r>
+        <w:rPr>
+          <w:b/>
+          <w:bCs/>
+          <w:sz w:val="28"/>
+          <w:szCs w:val="28"/>
+        </w:rPr>
+        <w:t>kernel trick</w:t>
+      </w:r>
+      <w:r>
+        <w:rPr>
+          <w:sz w:val="28"/>
+          <w:szCs w:val="28"/>
+        </w:rPr>
+        <w:t>? Give examples of common kernels.</w:t>
+      </w:r>
+    </w:p>
+    <w:p>
+      <w:pPr>
+        <w:pStyle w:val="ListParagraph"/>
+        <w:numPr>
+          <w:ilvl w:val="0"/>
+          <w:numId w:val="4"/>
+        </w:numPr>
+        <w:rPr>
+          <w:sz w:val="28"/>
+          <w:szCs w:val="28"/>
+          <w:lang w:val="en-US"/>
+        </w:rPr>
+      </w:pPr>
+      <w:r>
+        <w:rPr>
+          <w:sz w:val="28"/>
+          <w:szCs w:val="28"/>
+        </w:rPr>
+        <w:t xml:space="preserve">Explain </w:t>
+      </w:r>
+      <w:r>
+        <w:rPr>
+          <w:sz w:val="28"/>
+          <w:szCs w:val="28"/>
+          <w:lang w:val="en-US"/>
+        </w:rPr>
+        <w:t>Model evaluation and tuning</w:t>
+      </w:r>
+      <w:r>
+        <w:rPr>
+          <w:sz w:val="28"/>
+          <w:szCs w:val="28"/>
+          <w:lang w:val="en-US"/>
+        </w:rPr>
+        <w:t xml:space="preserve"> for SVM Algorithm</w:t>
+      </w:r>
+    </w:p>
+    <w:p>
+      <w:pPr>
+        <w:pStyle w:val="ListParagraph"/>
+        <w:numPr>
+          <w:ilvl w:val="0"/>
+          <w:numId w:val="4"/>
+        </w:numPr>
+        <w:rPr>
+          <w:sz w:val="28"/>
+          <w:szCs w:val="28"/>
+          <w:lang w:val="en-US"/>
+        </w:rPr>
+      </w:pPr>
+      <w:r>
+        <w:rPr>
+          <w:sz w:val="28"/>
+          <w:szCs w:val="28"/>
+        </w:rPr>
+        <w:t xml:space="preserve">Explain the process of </w:t>
+      </w:r>
+      <w:r>
+        <w:rPr>
+          <w:b/>
+          <w:bCs/>
+          <w:sz w:val="28"/>
+          <w:szCs w:val="28"/>
+        </w:rPr>
+        <w:t>tuning SVM parameters</w:t>
+      </w:r>
+      <w:r>
+        <w:rPr>
+          <w:sz w:val="28"/>
+          <w:szCs w:val="28"/>
+        </w:rPr>
+        <w:t>.</w:t>
+      </w:r>
+    </w:p>
+    <w:p>
+      <w:pPr>
+        <w:pStyle w:val="ListParagraph"/>
+        <w:numPr>
+          <w:ilvl w:val="0"/>
+          <w:numId w:val="4"/>
+        </w:numPr>
+        <w:rPr>
+          <w:sz w:val="28"/>
+          <w:szCs w:val="28"/>
+          <w:lang w:val="en-US"/>
+        </w:rPr>
+      </w:pPr>
+      <w:r>
+        <w:rPr>
+          <w:sz w:val="28"/>
+          <w:szCs w:val="28"/>
+        </w:rPr>
+        <w:t xml:space="preserve">Explain the structure of an </w:t>
+      </w:r>
+      <w:r>
+        <w:rPr>
+          <w:b/>
+          <w:bCs/>
+          <w:sz w:val="28"/>
+          <w:szCs w:val="28"/>
+        </w:rPr>
+        <w:t>artificial neural network (ANN)</w:t>
+      </w:r>
+      <w:r>
+        <w:rPr>
+          <w:sz w:val="28"/>
+          <w:szCs w:val="28"/>
+        </w:rPr>
+        <w:t>.</w:t>
+      </w:r>
+    </w:p>
+    <w:p>
+      <w:pPr>
+        <w:pStyle w:val="ListParagraph"/>
+        <w:numPr>
+          <w:ilvl w:val="0"/>
+          <w:numId w:val="4"/>
+        </w:numPr>
+        <w:rPr>
+          <w:sz w:val="28"/>
+          <w:szCs w:val="28"/>
+          <w:lang w:val="en-US"/>
+        </w:rPr>
+      </w:pPr>
+      <w:r>
+        <w:rPr>
+          <w:sz w:val="28"/>
+          <w:szCs w:val="28"/>
+        </w:rPr>
+        <w:t>Compare and contrast Biological Neural Network and A</w:t>
+      </w:r>
+      <w:r>
+        <w:rPr>
+          <w:b/>
+          <w:bCs/>
+          <w:sz w:val="28"/>
+          <w:szCs w:val="28"/>
+        </w:rPr>
+        <w:t xml:space="preserve">rtificial </w:t>
+      </w:r>
+      <w:r>
+        <w:rPr>
+          <w:b/>
+          <w:bCs/>
+          <w:sz w:val="28"/>
+          <w:szCs w:val="28"/>
+        </w:rPr>
+        <w:t>N</w:t>
+      </w:r>
+      <w:r>
+        <w:rPr>
+          <w:b/>
+          <w:bCs/>
+          <w:sz w:val="28"/>
+          <w:szCs w:val="28"/>
+        </w:rPr>
+        <w:t xml:space="preserve">eural </w:t>
+      </w:r>
+      <w:r>
+        <w:rPr>
+          <w:b/>
+          <w:bCs/>
+          <w:sz w:val="28"/>
+          <w:szCs w:val="28"/>
+        </w:rPr>
+        <w:t>N</w:t>
+      </w:r>
+      <w:r>
+        <w:rPr>
+          <w:b/>
+          <w:bCs/>
+          <w:sz w:val="28"/>
+          <w:szCs w:val="28"/>
+        </w:rPr>
+        <w:t>etwork</w:t>
+      </w:r>
+      <w:r>
+        <w:rPr>
+          <w:b/>
+          <w:bCs/>
+          <w:sz w:val="28"/>
+          <w:szCs w:val="28"/>
+        </w:rPr>
+        <w:t>.</w:t>
+      </w:r>
+    </w:p>
+    <w:p>
+      <w:pPr>
+        <w:pStyle w:val="ListParagraph"/>
+        <w:numPr>
+          <w:ilvl w:val="0"/>
+          <w:numId w:val="4"/>
+        </w:numPr>
+        <w:rPr>
+          <w:sz w:val="28"/>
+          <w:szCs w:val="28"/>
+          <w:lang w:val="en-US"/>
+        </w:rPr>
+      </w:pPr>
+      <w:r>
+        <w:rPr>
+          <w:sz w:val="28"/>
+          <w:szCs w:val="28"/>
+        </w:rPr>
+        <w:t xml:space="preserve">What is the role of </w:t>
+      </w:r>
+      <w:r>
+        <w:rPr>
+          <w:b/>
+          <w:bCs/>
+          <w:sz w:val="28"/>
+          <w:szCs w:val="28"/>
+        </w:rPr>
+        <w:t>activation functions</w:t>
+      </w:r>
+      <w:r>
+        <w:rPr>
+          <w:sz w:val="28"/>
+          <w:szCs w:val="28"/>
+        </w:rPr>
+        <w:t>? Give examples.</w:t>
+      </w:r>
+    </w:p>
+    <w:p>
+      <w:pPr>
+        <w:pStyle w:val="ListParagraph"/>
+        <w:numPr>
+          <w:ilvl w:val="0"/>
+          <w:numId w:val="4"/>
+        </w:numPr>
+        <w:rPr>
+          <w:sz w:val="28"/>
+          <w:szCs w:val="28"/>
+          <w:lang w:val="en-US"/>
+        </w:rPr>
+      </w:pPr>
+      <w:r>
+        <w:rPr>
+          <w:sz w:val="28"/>
+          <w:szCs w:val="28"/>
+        </w:rPr>
+        <w:t xml:space="preserve">Describe the workflow for </w:t>
+      </w:r>
+      <w:r>
+        <w:rPr>
+          <w:b/>
+          <w:bCs/>
+          <w:sz w:val="28"/>
+          <w:szCs w:val="28"/>
+        </w:rPr>
+        <w:t>building and training a neural network</w:t>
+      </w:r>
+      <w:r>
+        <w:rPr>
+          <w:sz w:val="28"/>
+          <w:szCs w:val="28"/>
+        </w:rPr>
+        <w:t xml:space="preserve"> using TensorFlow/</w:t>
+      </w:r>
+      <w:proofErr w:type="spellStart"/>
+      <w:r>
+        <w:rPr>
+          <w:sz w:val="28"/>
+          <w:szCs w:val="28"/>
+        </w:rPr>
+        <w:t>Keras</w:t>
+      </w:r>
+      <w:proofErr w:type="spellEnd"/>
+      <w:r>
+        <w:rPr>
+          <w:sz w:val="28"/>
+          <w:szCs w:val="28"/>
+        </w:rPr>
+        <w:t>.</w:t>
+      </w:r>
+    </w:p>
+    <w:p>
+      <w:pPr>
+        <w:pStyle w:val="ListParagraph"/>
+        <w:numPr>
+          <w:ilvl w:val="0"/>
+          <w:numId w:val="4"/>
+        </w:numPr>
+        <w:rPr>
+          <w:sz w:val="28"/>
+          <w:szCs w:val="28"/>
+          <w:lang w:val="en-US"/>
+        </w:rPr>
+      </w:pPr>
+      <w:r>
+        <w:rPr>
+          <w:sz w:val="28"/>
+          <w:szCs w:val="28"/>
+        </w:rPr>
+        <w:t xml:space="preserve">What is </w:t>
+      </w:r>
+      <w:r>
+        <w:rPr>
+          <w:b/>
+          <w:bCs/>
+          <w:sz w:val="28"/>
+          <w:szCs w:val="28"/>
+        </w:rPr>
+        <w:t>CNN</w:t>
+      </w:r>
+      <w:r>
+        <w:rPr>
+          <w:b/>
+          <w:bCs/>
+          <w:sz w:val="28"/>
+          <w:szCs w:val="28"/>
+        </w:rPr>
+        <w:t xml:space="preserve"> </w:t>
+      </w:r>
+      <w:r>
+        <w:rPr>
+          <w:sz w:val="28"/>
+          <w:szCs w:val="28"/>
+        </w:rPr>
+        <w:t>and</w:t>
+      </w:r>
+      <w:r>
+        <w:rPr>
+          <w:b/>
+          <w:bCs/>
+          <w:sz w:val="28"/>
+          <w:szCs w:val="28"/>
+        </w:rPr>
+        <w:t xml:space="preserve"> RNN</w:t>
+      </w:r>
+      <w:r>
+        <w:rPr>
+          <w:sz w:val="28"/>
+          <w:szCs w:val="28"/>
+        </w:rPr>
+        <w:t>? List its key layers.</w:t>
+      </w:r>
+    </w:p>
+    <w:p>
+      <w:pPr>
+        <w:pStyle w:val="ListParagraph"/>
+        <w:numPr>
+          <w:ilvl w:val="0"/>
+          <w:numId w:val="4"/>
+        </w:numPr>
+        <w:rPr>
+          <w:sz w:val="28"/>
+          <w:szCs w:val="28"/>
+          <w:lang w:val="en-US"/>
+        </w:rPr>
+      </w:pPr>
+      <w:r>
+        <w:rPr>
+          <w:sz w:val="28"/>
+          <w:szCs w:val="28"/>
+        </w:rPr>
+        <w:t xml:space="preserve">Compare </w:t>
+      </w:r>
+      <w:r>
+        <w:rPr>
+          <w:b/>
+          <w:bCs/>
+          <w:sz w:val="28"/>
+          <w:szCs w:val="28"/>
+        </w:rPr>
+        <w:t>CNN</w:t>
+      </w:r>
+      <w:r>
+        <w:rPr>
+          <w:sz w:val="28"/>
+          <w:szCs w:val="28"/>
+        </w:rPr>
+        <w:t xml:space="preserve"> and </w:t>
+      </w:r>
+      <w:r>
+        <w:rPr>
+          <w:b/>
+          <w:bCs/>
+          <w:sz w:val="28"/>
+          <w:szCs w:val="28"/>
+        </w:rPr>
+        <w:t>RNN</w:t>
+      </w:r>
+      <w:r>
+        <w:rPr>
+          <w:sz w:val="28"/>
+          <w:szCs w:val="28"/>
+        </w:rPr>
+        <w:t xml:space="preserve"> in terms of architecture and applications.</w:t>
+      </w:r>
+    </w:p>
+    <w:p>
+      <w:pPr>
+        <w:ind w:left="360"/>
+        <w:rPr>
+          <w:sz w:val="28"/>
+          <w:szCs w:val="28"/>
+          <w:lang w:val="en-US"/>
+        </w:rPr>
+      </w:pPr>
+    </w:p>
+    <w:p>
+      <w:pPr>
+        <w:ind w:left="360"/>
+        <w:rPr>
+          <w:b/>
+          <w:bCs/>
+          <w:sz w:val="28"/>
+          <w:szCs w:val="28"/>
+          <w:lang w:val="en-US"/>
+        </w:rPr>
+      </w:pPr>
+      <w:r>
+        <w:rPr>
+          <w:sz w:val="28"/>
+          <w:szCs w:val="28"/>
+          <w:lang w:val="en-US"/>
+        </w:rPr>
+        <w:t xml:space="preserve">Unit-5: </w:t>
+      </w:r>
+      <w:r>
+        <w:rPr>
+          <w:b/>
+          <w:bCs/>
+          <w:sz w:val="28"/>
+          <w:szCs w:val="28"/>
+          <w:lang w:val="en-US"/>
+        </w:rPr>
+        <w:t>Data Analytics and Real-World Applications</w:t>
+      </w:r>
+    </w:p>
+    <w:p>
+      <w:pPr>
+        <w:pStyle w:val="ListParagraph"/>
+        <w:numPr>
+          <w:ilvl w:val="0"/>
+          <w:numId w:val="5"/>
+        </w:numPr>
+        <w:rPr>
+          <w:sz w:val="28"/>
+          <w:szCs w:val="28"/>
+          <w:lang w:val="en-US"/>
+        </w:rPr>
+      </w:pPr>
+      <w:r>
+        <w:rPr>
+          <w:sz w:val="28"/>
+          <w:szCs w:val="28"/>
+          <w:lang w:val="en-US"/>
+        </w:rPr>
+        <w:t>Define Exploratory Data Analysis (EDA) and explain its objectives</w:t>
+      </w:r>
+      <w:r>
+        <w:rPr>
+          <w:sz w:val="28"/>
+          <w:szCs w:val="28"/>
+          <w:lang w:val="en-US"/>
+        </w:rPr>
+        <w:t xml:space="preserve"> and </w:t>
+      </w:r>
+      <w:r>
+        <w:rPr>
+          <w:sz w:val="28"/>
+          <w:szCs w:val="28"/>
+          <w:lang w:val="en-US"/>
+        </w:rPr>
+        <w:t>List the steps involved in performing EDA.</w:t>
+      </w:r>
+    </w:p>
+    <w:p>
+      <w:pPr>
+        <w:pStyle w:val="ListParagraph"/>
+        <w:numPr>
+          <w:ilvl w:val="0"/>
+          <w:numId w:val="5"/>
+        </w:numPr>
+        <w:rPr>
+          <w:sz w:val="28"/>
+          <w:szCs w:val="28"/>
+          <w:lang w:val="en-US"/>
+        </w:rPr>
+      </w:pPr>
+      <w:r>
+        <w:rPr>
+          <w:sz w:val="28"/>
+          <w:szCs w:val="28"/>
+          <w:lang w:val="en-US"/>
+        </w:rPr>
+        <w:t xml:space="preserve">List and explain the diff techniques and </w:t>
+      </w:r>
+      <w:r>
+        <w:rPr>
+          <w:sz w:val="28"/>
+          <w:szCs w:val="28"/>
+          <w:lang w:val="en-US"/>
+        </w:rPr>
+        <w:t>the role of data visualization in EDA with examples.</w:t>
+      </w:r>
+    </w:p>
+    <w:p>
+      <w:pPr>
+        <w:pStyle w:val="ListParagraph"/>
+        <w:numPr>
+          <w:ilvl w:val="0"/>
+          <w:numId w:val="5"/>
+        </w:numPr>
+        <w:rPr>
+          <w:sz w:val="28"/>
+          <w:szCs w:val="28"/>
+          <w:lang w:val="en-US"/>
+        </w:rPr>
+      </w:pPr>
+      <w:r>
+        <w:rPr>
+          <w:sz w:val="28"/>
+          <w:szCs w:val="28"/>
+        </w:rPr>
+        <w:t xml:space="preserve">Discuss common </w:t>
+      </w:r>
+      <w:r>
+        <w:rPr>
+          <w:b/>
+          <w:bCs/>
+          <w:sz w:val="28"/>
+          <w:szCs w:val="28"/>
+        </w:rPr>
+        <w:t>data visualization techniques</w:t>
+      </w:r>
+      <w:r>
+        <w:rPr>
+          <w:sz w:val="28"/>
+          <w:szCs w:val="28"/>
+        </w:rPr>
+        <w:t xml:space="preserve"> for numerical and categorical variables.</w:t>
+      </w:r>
+    </w:p>
+    <w:p>
+      <w:pPr>
+        <w:pStyle w:val="ListParagraph"/>
+        <w:numPr>
+          <w:ilvl w:val="0"/>
+          <w:numId w:val="5"/>
+        </w:numPr>
+        <w:rPr>
+          <w:sz w:val="28"/>
+          <w:szCs w:val="28"/>
+          <w:lang w:val="en-US"/>
+        </w:rPr>
+      </w:pPr>
+      <w:r>
+        <w:rPr>
+          <w:sz w:val="28"/>
+          <w:szCs w:val="28"/>
+        </w:rPr>
+        <w:t xml:space="preserve">What is </w:t>
+      </w:r>
+      <w:r>
+        <w:rPr>
+          <w:b/>
+          <w:bCs/>
+          <w:sz w:val="28"/>
+          <w:szCs w:val="28"/>
+        </w:rPr>
+        <w:t>hypothesis testing</w:t>
+      </w:r>
+      <w:r>
+        <w:rPr>
+          <w:sz w:val="28"/>
+          <w:szCs w:val="28"/>
+        </w:rPr>
+        <w:t>? Explain with examples.</w:t>
+      </w:r>
+    </w:p>
+    <w:p>
+      <w:pPr>
+        <w:pStyle w:val="ListParagraph"/>
+        <w:numPr>
+          <w:ilvl w:val="0"/>
+          <w:numId w:val="5"/>
+        </w:numPr>
+        <w:rPr>
+          <w:sz w:val="28"/>
+          <w:szCs w:val="28"/>
+          <w:lang w:val="en-US"/>
+        </w:rPr>
+      </w:pPr>
+      <w:r>
+        <w:rPr>
+          <w:sz w:val="28"/>
+          <w:szCs w:val="28"/>
+        </w:rPr>
+        <w:t xml:space="preserve">Discuss how EDA helps in identifying </w:t>
+      </w:r>
+      <w:r>
+        <w:rPr>
+          <w:b/>
+          <w:bCs/>
+          <w:sz w:val="28"/>
+          <w:szCs w:val="28"/>
+        </w:rPr>
+        <w:t>patterns, outliers, and correlations</w:t>
+      </w:r>
+      <w:r>
+        <w:rPr>
+          <w:sz w:val="28"/>
+          <w:szCs w:val="28"/>
+        </w:rPr>
+        <w:t>.</w:t>
+      </w:r>
+    </w:p>
+    <w:p>
+      <w:pPr>
+        <w:pStyle w:val="ListParagraph"/>
+        <w:numPr>
+          <w:ilvl w:val="0"/>
+          <w:numId w:val="5"/>
+        </w:numPr>
+        <w:rPr>
+          <w:sz w:val="28"/>
+          <w:szCs w:val="28"/>
+          <w:lang w:val="en-US"/>
+        </w:rPr>
+      </w:pPr>
+      <w:r>
+        <w:rPr>
+          <w:sz w:val="28"/>
+          <w:szCs w:val="28"/>
+        </w:rPr>
+        <w:lastRenderedPageBreak/>
+        <w:t xml:space="preserve">Define </w:t>
+      </w:r>
+      <w:r>
+        <w:rPr>
+          <w:b/>
+          <w:bCs/>
+          <w:sz w:val="28"/>
+          <w:szCs w:val="28"/>
+        </w:rPr>
+        <w:t>time series data</w:t>
+      </w:r>
+      <w:r>
+        <w:rPr>
+          <w:sz w:val="28"/>
+          <w:szCs w:val="28"/>
+        </w:rPr>
+        <w:t xml:space="preserve"> and give examples.</w:t>
+      </w:r>
+    </w:p>
+    <w:p>
+      <w:pPr>
+        <w:pStyle w:val="ListParagraph"/>
+        <w:numPr>
+          <w:ilvl w:val="0"/>
+          <w:numId w:val="5"/>
+        </w:numPr>
+        <w:rPr>
+          <w:sz w:val="28"/>
+          <w:szCs w:val="28"/>
+          <w:lang w:val="en-US"/>
+        </w:rPr>
+      </w:pPr>
+      <w:r>
+        <w:rPr>
+          <w:sz w:val="28"/>
+          <w:szCs w:val="28"/>
+        </w:rPr>
+        <w:t xml:space="preserve">Discuss </w:t>
+      </w:r>
+      <w:r>
+        <w:rPr>
+          <w:b/>
+          <w:bCs/>
+          <w:sz w:val="28"/>
+          <w:szCs w:val="28"/>
+        </w:rPr>
+        <w:t>trend, seasonality, and noise</w:t>
+      </w:r>
+      <w:r>
+        <w:rPr>
+          <w:sz w:val="28"/>
+          <w:szCs w:val="28"/>
+        </w:rPr>
+        <w:t xml:space="preserve"> in time series.</w:t>
+      </w:r>
+    </w:p>
+    <w:p>
+      <w:pPr>
+        <w:pStyle w:val="ListParagraph"/>
+        <w:numPr>
+          <w:ilvl w:val="0"/>
+          <w:numId w:val="5"/>
+        </w:numPr>
+        <w:rPr>
+          <w:sz w:val="28"/>
+          <w:szCs w:val="28"/>
+          <w:lang w:val="en-US"/>
+        </w:rPr>
+      </w:pPr>
+      <w:r>
+        <w:rPr>
+          <w:sz w:val="28"/>
+          <w:szCs w:val="28"/>
+        </w:rPr>
+        <w:t xml:space="preserve">Explain </w:t>
+      </w:r>
+      <w:r>
+        <w:rPr>
+          <w:sz w:val="28"/>
+          <w:szCs w:val="28"/>
+          <w:lang w:val="en-US"/>
+        </w:rPr>
+        <w:t xml:space="preserve">Time series forecasting using </w:t>
+      </w:r>
+      <w:r>
+        <w:rPr>
+          <w:b/>
+          <w:bCs/>
+          <w:sz w:val="28"/>
+          <w:szCs w:val="28"/>
+          <w:lang w:val="en-US"/>
+        </w:rPr>
+        <w:t>ARIMA</w:t>
+      </w:r>
+      <w:r>
+        <w:rPr>
+          <w:sz w:val="28"/>
+          <w:szCs w:val="28"/>
+          <w:lang w:val="en-US"/>
+        </w:rPr>
+        <w:t xml:space="preserve"> and </w:t>
+      </w:r>
+      <w:r>
+        <w:rPr>
+          <w:b/>
+          <w:bCs/>
+          <w:sz w:val="28"/>
+          <w:szCs w:val="28"/>
+          <w:lang w:val="en-US"/>
+        </w:rPr>
+        <w:t>Prophet</w:t>
+      </w:r>
+    </w:p>
+    <w:p>
+      <w:pPr>
+        <w:pStyle w:val="ListParagraph"/>
+        <w:numPr>
+          <w:ilvl w:val="0"/>
+          <w:numId w:val="5"/>
+        </w:numPr>
+        <w:rPr>
+          <w:sz w:val="28"/>
+          <w:szCs w:val="28"/>
+          <w:lang w:val="en-US"/>
+        </w:rPr>
+      </w:pPr>
+      <w:r>
+        <w:rPr>
+          <w:sz w:val="28"/>
+          <w:szCs w:val="28"/>
+        </w:rPr>
+        <w:t>Explain common evaluation metrics for time series models</w:t>
+      </w:r>
+      <w:r>
+        <w:rPr>
+          <w:sz w:val="28"/>
+          <w:szCs w:val="28"/>
+        </w:rPr>
+        <w:t>.</w:t>
+      </w:r>
+    </w:p>
+    <w:p>
+      <w:pPr>
+        <w:pStyle w:val="ListParagraph"/>
+        <w:numPr>
+          <w:ilvl w:val="0"/>
+          <w:numId w:val="5"/>
+        </w:numPr>
+        <w:rPr>
+          <w:sz w:val="28"/>
+          <w:szCs w:val="28"/>
+          <w:lang w:val="en-US"/>
+        </w:rPr>
+      </w:pPr>
+      <w:r>
+        <w:rPr>
+          <w:sz w:val="28"/>
+          <w:szCs w:val="28"/>
+        </w:rPr>
+        <w:t>Explain the steps involved in deploying a machine learning model.</w:t>
+      </w:r>
+    </w:p>
+    <w:p>
+      <w:pPr>
+        <w:pStyle w:val="ListParagraph"/>
+        <w:numPr>
+          <w:ilvl w:val="0"/>
+          <w:numId w:val="5"/>
+        </w:numPr>
+        <w:rPr>
+          <w:sz w:val="28"/>
+          <w:szCs w:val="28"/>
+          <w:lang w:val="en-US"/>
+        </w:rPr>
+      </w:pPr>
+      <w:r>
+        <w:rPr>
+          <w:sz w:val="28"/>
+          <w:szCs w:val="28"/>
+        </w:rPr>
+        <w:t xml:space="preserve">Explain the workflow for building a </w:t>
+      </w:r>
+      <w:r>
+        <w:rPr>
+          <w:b/>
+          <w:bCs/>
+          <w:sz w:val="28"/>
+          <w:szCs w:val="28"/>
+        </w:rPr>
+        <w:t>Flask</w:t>
+      </w:r>
+      <w:r>
+        <w:rPr>
+          <w:sz w:val="28"/>
+          <w:szCs w:val="28"/>
+        </w:rPr>
+        <w:t xml:space="preserve"> </w:t>
+      </w:r>
+      <w:r>
+        <w:rPr>
+          <w:b/>
+          <w:bCs/>
+          <w:sz w:val="28"/>
+          <w:szCs w:val="28"/>
+        </w:rPr>
+        <w:t>web</w:t>
+      </w:r>
+      <w:r>
+        <w:rPr>
+          <w:sz w:val="28"/>
+          <w:szCs w:val="28"/>
+        </w:rPr>
+        <w:t xml:space="preserve"> </w:t>
+      </w:r>
+      <w:r>
+        <w:rPr>
+          <w:b/>
+          <w:bCs/>
+          <w:sz w:val="28"/>
+          <w:szCs w:val="28"/>
+        </w:rPr>
+        <w:t>application</w:t>
+      </w:r>
+      <w:r>
+        <w:rPr>
+          <w:sz w:val="28"/>
+          <w:szCs w:val="28"/>
+        </w:rPr>
+        <w:t xml:space="preserve"> to serve ML predictions.</w:t>
+      </w:r>
+    </w:p>
+    <w:p>
+      <w:pPr>
+        <w:pStyle w:val="ListParagraph"/>
+        <w:numPr>
+          <w:ilvl w:val="0"/>
+          <w:numId w:val="5"/>
+        </w:numPr>
+        <w:rPr>
+          <w:sz w:val="28"/>
+          <w:szCs w:val="28"/>
+          <w:lang w:val="en-US"/>
+        </w:rPr>
+      </w:pPr>
+      <w:r>
+        <w:rPr>
+          <w:sz w:val="28"/>
+          <w:szCs w:val="28"/>
+        </w:rPr>
+        <w:t xml:space="preserve">Compare </w:t>
+      </w:r>
+      <w:r>
+        <w:rPr>
+          <w:b/>
+          <w:bCs/>
+          <w:sz w:val="28"/>
+          <w:szCs w:val="28"/>
+        </w:rPr>
+        <w:t>Flask</w:t>
+      </w:r>
+      <w:r>
+        <w:rPr>
+          <w:sz w:val="28"/>
+          <w:szCs w:val="28"/>
+        </w:rPr>
+        <w:t xml:space="preserve"> and </w:t>
+      </w:r>
+      <w:r>
+        <w:rPr>
+          <w:b/>
+          <w:bCs/>
+          <w:sz w:val="28"/>
+          <w:szCs w:val="28"/>
+        </w:rPr>
+        <w:t>Django</w:t>
+      </w:r>
+      <w:r>
+        <w:rPr>
+          <w:sz w:val="28"/>
+          <w:szCs w:val="28"/>
+        </w:rPr>
+        <w:t xml:space="preserve"> for ML model deployment.</w:t>
+      </w:r>
+    </w:p>
+    <w:p>
+      <w:pPr>
+        <w:pStyle w:val="ListParagraph"/>
+        <w:numPr>
+          <w:ilvl w:val="0"/>
+          <w:numId w:val="5"/>
+        </w:numPr>
+        <w:rPr>
+          <w:sz w:val="28"/>
+          <w:szCs w:val="28"/>
+          <w:lang w:val="en-US"/>
+        </w:rPr>
+      </w:pPr>
+      <w:r>
+        <w:rPr>
+          <w:sz w:val="28"/>
+          <w:szCs w:val="28"/>
+        </w:rPr>
+        <w:t xml:space="preserve">What are </w:t>
+      </w:r>
+      <w:r>
+        <w:rPr>
+          <w:b/>
+          <w:bCs/>
+          <w:sz w:val="28"/>
+          <w:szCs w:val="28"/>
+        </w:rPr>
+        <w:t>REST</w:t>
+      </w:r>
+      <w:r>
+        <w:rPr>
+          <w:sz w:val="28"/>
+          <w:szCs w:val="28"/>
+        </w:rPr>
+        <w:t xml:space="preserve"> </w:t>
+      </w:r>
+      <w:r>
+        <w:rPr>
+          <w:b/>
+          <w:bCs/>
+          <w:sz w:val="28"/>
+          <w:szCs w:val="28"/>
+        </w:rPr>
+        <w:t>APIs</w:t>
+      </w:r>
+      <w:r>
+        <w:rPr>
+          <w:sz w:val="28"/>
+          <w:szCs w:val="28"/>
+        </w:rPr>
+        <w:t xml:space="preserve"> and how are they used in ML model deployment?</w:t>
+      </w:r>
+    </w:p>
+    <w:p>
+      <w:pPr>
+        <w:pStyle w:val="ListParagraph"/>
+        <w:numPr>
+          <w:ilvl w:val="0"/>
+          <w:numId w:val="5"/>
+        </w:numPr>
+        <w:rPr>
+          <w:sz w:val="28"/>
+          <w:szCs w:val="28"/>
+          <w:lang w:val="en-US"/>
+        </w:rPr>
+      </w:pPr>
+      <w:r>
+        <w:rPr>
+          <w:sz w:val="28"/>
+          <w:szCs w:val="28"/>
+        </w:rPr>
+        <w:t xml:space="preserve">Discuss case studies of </w:t>
+      </w:r>
+      <w:r>
+        <w:rPr>
+          <w:b/>
+          <w:bCs/>
+          <w:sz w:val="28"/>
+          <w:szCs w:val="28"/>
+        </w:rPr>
+        <w:t>real-world machine learning applications</w:t>
+      </w:r>
+      <w:r>
+        <w:rPr>
+          <w:sz w:val="28"/>
+          <w:szCs w:val="28"/>
+        </w:rPr>
+        <w:t xml:space="preserve"> in any domain.</w:t>
+      </w:r>
+      <w:r>
+        <w:rPr>
+          <w:sz w:val="28"/>
+          <w:szCs w:val="28"/>
+        </w:rPr>
+        <w:t xml:space="preserve"> </w:t>
       </w:r>
     </w:p>
     <w:sectPr>
@@ -927,9 +2915,99 @@
     </w:lvl>
   </w:abstractNum>
   <w:abstractNum w:abstractNumId="1" w15:restartNumberingAfterBreak="0">
-    <w:nsid w:val="692E49FE"/>
+    <w:nsid w:val="3D5C2530"/>
     <w:multiLevelType w:val="hybridMultilevel"/>
-    <w:tmpl w:val="9260DDFC"/>
+    <w:tmpl w:val="85C8E66A"/>
+    <w:lvl w:ilvl="0" w:tplc="DD942D8A">
+      <w:start w:val="1"/>
+      <w:numFmt w:val="decimal"/>
+      <w:lvlText w:val="%1."/>
+      <w:lvlJc w:val="left"/>
+      <w:pPr>
+        <w:ind w:left="720" w:hanging="360"/>
+      </w:pPr>
+      <w:rPr>
+        <w:rFonts w:hint="default"/>
+        <w:b/>
+      </w:rPr>
+    </w:lvl>
+    <w:lvl w:ilvl="1" w:tplc="40090019" w:tentative="1">
+      <w:start w:val="1"/>
+      <w:numFmt w:val="lowerLetter"/>
+      <w:lvlText w:val="%2."/>
+      <w:lvlJc w:val="left"/>
+      <w:pPr>
+        <w:ind w:left="1440" w:hanging="360"/>
+      </w:pPr>
+    </w:lvl>
+    <w:lvl w:ilvl="2" w:tplc="4009001B" w:tentative="1">
+      <w:start w:val="1"/>
+      <w:numFmt w:val="lowerRoman"/>
+      <w:lvlText w:val="%3."/>
+      <w:lvlJc w:val="right"/>
+      <w:pPr>
+        <w:ind w:left="2160" w:hanging="180"/>
+      </w:pPr>
+    </w:lvl>
+    <w:lvl w:ilvl="3" w:tplc="4009000F" w:tentative="1">
+      <w:start w:val="1"/>
+      <w:numFmt w:val="decimal"/>
+      <w:lvlText w:val="%4."/>
+      <w:lvlJc w:val="left"/>
+      <w:pPr>
+        <w:ind w:left="2880" w:hanging="360"/>
+      </w:pPr>
+    </w:lvl>
+    <w:lvl w:ilvl="4" w:tplc="40090019" w:tentative="1">
+      <w:start w:val="1"/>
+      <w:numFmt w:val="lowerLetter"/>
+      <w:lvlText w:val="%5."/>
+      <w:lvlJc w:val="left"/>
+      <w:pPr>
+        <w:ind w:left="3600" w:hanging="360"/>
+      </w:pPr>
+    </w:lvl>
+    <w:lvl w:ilvl="5" w:tplc="4009001B" w:tentative="1">
+      <w:start w:val="1"/>
+      <w:numFmt w:val="lowerRoman"/>
+      <w:lvlText w:val="%6."/>
+      <w:lvlJc w:val="right"/>
+      <w:pPr>
+        <w:ind w:left="4320" w:hanging="180"/>
+      </w:pPr>
+    </w:lvl>
+    <w:lvl w:ilvl="6" w:tplc="4009000F" w:tentative="1">
+      <w:start w:val="1"/>
+      <w:numFmt w:val="decimal"/>
+      <w:lvlText w:val="%7."/>
+      <w:lvlJc w:val="left"/>
+      <w:pPr>
+        <w:ind w:left="5040" w:hanging="360"/>
+      </w:pPr>
+    </w:lvl>
+    <w:lvl w:ilvl="7" w:tplc="40090019" w:tentative="1">
+      <w:start w:val="1"/>
+      <w:numFmt w:val="lowerLetter"/>
+      <w:lvlText w:val="%8."/>
+      <w:lvlJc w:val="left"/>
+      <w:pPr>
+        <w:ind w:left="5760" w:hanging="360"/>
+      </w:pPr>
+    </w:lvl>
+    <w:lvl w:ilvl="8" w:tplc="4009001B" w:tentative="1">
+      <w:start w:val="1"/>
+      <w:numFmt w:val="lowerRoman"/>
+      <w:lvlText w:val="%9."/>
+      <w:lvlJc w:val="right"/>
+      <w:pPr>
+        <w:ind w:left="6480" w:hanging="180"/>
+      </w:pPr>
+    </w:lvl>
+  </w:abstractNum>
+  <w:abstractNum w:abstractNumId="2" w15:restartNumberingAfterBreak="0">
+    <w:nsid w:val="511C5C3D"/>
+    <w:multiLevelType w:val="hybridMultilevel"/>
+    <w:tmpl w:val="986E2934"/>
     <w:lvl w:ilvl="0" w:tplc="4009000F">
       <w:start w:val="1"/>
       <w:numFmt w:val="decimal"/>
@@ -1015,11 +3093,198 @@
       </w:pPr>
     </w:lvl>
   </w:abstractNum>
+  <w:abstractNum w:abstractNumId="3" w15:restartNumberingAfterBreak="0">
+    <w:nsid w:val="692E49FE"/>
+    <w:multiLevelType w:val="hybridMultilevel"/>
+    <w:tmpl w:val="9260DDFC"/>
+    <w:lvl w:ilvl="0" w:tplc="4009000F">
+      <w:start w:val="1"/>
+      <w:numFmt w:val="decimal"/>
+      <w:lvlText w:val="%1."/>
+      <w:lvlJc w:val="left"/>
+      <w:pPr>
+        <w:ind w:left="720" w:hanging="360"/>
+      </w:pPr>
+      <w:rPr>
+        <w:rFonts w:hint="default"/>
+      </w:rPr>
+    </w:lvl>
+    <w:lvl w:ilvl="1" w:tplc="40090019" w:tentative="1">
+      <w:start w:val="1"/>
+      <w:numFmt w:val="lowerLetter"/>
+      <w:lvlText w:val="%2."/>
+      <w:lvlJc w:val="left"/>
+      <w:pPr>
+        <w:ind w:left="1440" w:hanging="360"/>
+      </w:pPr>
+    </w:lvl>
+    <w:lvl w:ilvl="2" w:tplc="4009001B" w:tentative="1">
+      <w:start w:val="1"/>
+      <w:numFmt w:val="lowerRoman"/>
+      <w:lvlText w:val="%3."/>
+      <w:lvlJc w:val="right"/>
+      <w:pPr>
+        <w:ind w:left="2160" w:hanging="180"/>
+      </w:pPr>
+    </w:lvl>
+    <w:lvl w:ilvl="3" w:tplc="4009000F" w:tentative="1">
+      <w:start w:val="1"/>
+      <w:numFmt w:val="decimal"/>
+      <w:lvlText w:val="%4."/>
+      <w:lvlJc w:val="left"/>
+      <w:pPr>
+        <w:ind w:left="2880" w:hanging="360"/>
+      </w:pPr>
+    </w:lvl>
+    <w:lvl w:ilvl="4" w:tplc="40090019" w:tentative="1">
+      <w:start w:val="1"/>
+      <w:numFmt w:val="lowerLetter"/>
+      <w:lvlText w:val="%5."/>
+      <w:lvlJc w:val="left"/>
+      <w:pPr>
+        <w:ind w:left="3600" w:hanging="360"/>
+      </w:pPr>
+    </w:lvl>
+    <w:lvl w:ilvl="5" w:tplc="4009001B" w:tentative="1">
+      <w:start w:val="1"/>
+      <w:numFmt w:val="lowerRoman"/>
+      <w:lvlText w:val="%6."/>
+      <w:lvlJc w:val="right"/>
+      <w:pPr>
+        <w:ind w:left="4320" w:hanging="180"/>
+      </w:pPr>
+    </w:lvl>
+    <w:lvl w:ilvl="6" w:tplc="4009000F" w:tentative="1">
+      <w:start w:val="1"/>
+      <w:numFmt w:val="decimal"/>
+      <w:lvlText w:val="%7."/>
+      <w:lvlJc w:val="left"/>
+      <w:pPr>
+        <w:ind w:left="5040" w:hanging="360"/>
+      </w:pPr>
+    </w:lvl>
+    <w:lvl w:ilvl="7" w:tplc="40090019" w:tentative="1">
+      <w:start w:val="1"/>
+      <w:numFmt w:val="lowerLetter"/>
+      <w:lvlText w:val="%8."/>
+      <w:lvlJc w:val="left"/>
+      <w:pPr>
+        <w:ind w:left="5760" w:hanging="360"/>
+      </w:pPr>
+    </w:lvl>
+    <w:lvl w:ilvl="8" w:tplc="4009001B" w:tentative="1">
+      <w:start w:val="1"/>
+      <w:numFmt w:val="lowerRoman"/>
+      <w:lvlText w:val="%9."/>
+      <w:lvlJc w:val="right"/>
+      <w:pPr>
+        <w:ind w:left="6480" w:hanging="180"/>
+      </w:pPr>
+    </w:lvl>
+  </w:abstractNum>
+  <w:abstractNum w:abstractNumId="4" w15:restartNumberingAfterBreak="0">
+    <w:nsid w:val="6F461825"/>
+    <w:multiLevelType w:val="hybridMultilevel"/>
+    <w:tmpl w:val="687486CC"/>
+    <w:lvl w:ilvl="0" w:tplc="4009000F">
+      <w:start w:val="1"/>
+      <w:numFmt w:val="decimal"/>
+      <w:lvlText w:val="%1."/>
+      <w:lvlJc w:val="left"/>
+      <w:pPr>
+        <w:ind w:left="720" w:hanging="360"/>
+      </w:pPr>
+      <w:rPr>
+        <w:rFonts w:hint="default"/>
+      </w:rPr>
+    </w:lvl>
+    <w:lvl w:ilvl="1" w:tplc="40090019" w:tentative="1">
+      <w:start w:val="1"/>
+      <w:numFmt w:val="lowerLetter"/>
+      <w:lvlText w:val="%2."/>
+      <w:lvlJc w:val="left"/>
+      <w:pPr>
+        <w:ind w:left="1440" w:hanging="360"/>
+      </w:pPr>
+    </w:lvl>
+    <w:lvl w:ilvl="2" w:tplc="4009001B" w:tentative="1">
+      <w:start w:val="1"/>
+      <w:numFmt w:val="lowerRoman"/>
+      <w:lvlText w:val="%3."/>
+      <w:lvlJc w:val="right"/>
+      <w:pPr>
+        <w:ind w:left="2160" w:hanging="180"/>
+      </w:pPr>
+    </w:lvl>
+    <w:lvl w:ilvl="3" w:tplc="4009000F" w:tentative="1">
+      <w:start w:val="1"/>
+      <w:numFmt w:val="decimal"/>
+      <w:lvlText w:val="%4."/>
+      <w:lvlJc w:val="left"/>
+      <w:pPr>
+        <w:ind w:left="2880" w:hanging="360"/>
+      </w:pPr>
+    </w:lvl>
+    <w:lvl w:ilvl="4" w:tplc="40090019" w:tentative="1">
+      <w:start w:val="1"/>
+      <w:numFmt w:val="lowerLetter"/>
+      <w:lvlText w:val="%5."/>
+      <w:lvlJc w:val="left"/>
+      <w:pPr>
+        <w:ind w:left="3600" w:hanging="360"/>
+      </w:pPr>
+    </w:lvl>
+    <w:lvl w:ilvl="5" w:tplc="4009001B" w:tentative="1">
+      <w:start w:val="1"/>
+      <w:numFmt w:val="lowerRoman"/>
+      <w:lvlText w:val="%6."/>
+      <w:lvlJc w:val="right"/>
+      <w:pPr>
+        <w:ind w:left="4320" w:hanging="180"/>
+      </w:pPr>
+    </w:lvl>
+    <w:lvl w:ilvl="6" w:tplc="4009000F" w:tentative="1">
+      <w:start w:val="1"/>
+      <w:numFmt w:val="decimal"/>
+      <w:lvlText w:val="%7."/>
+      <w:lvlJc w:val="left"/>
+      <w:pPr>
+        <w:ind w:left="5040" w:hanging="360"/>
+      </w:pPr>
+    </w:lvl>
+    <w:lvl w:ilvl="7" w:tplc="40090019" w:tentative="1">
+      <w:start w:val="1"/>
+      <w:numFmt w:val="lowerLetter"/>
+      <w:lvlText w:val="%8."/>
+      <w:lvlJc w:val="left"/>
+      <w:pPr>
+        <w:ind w:left="5760" w:hanging="360"/>
+      </w:pPr>
+    </w:lvl>
+    <w:lvl w:ilvl="8" w:tplc="4009001B" w:tentative="1">
+      <w:start w:val="1"/>
+      <w:numFmt w:val="lowerRoman"/>
+      <w:lvlText w:val="%9."/>
+      <w:lvlJc w:val="right"/>
+      <w:pPr>
+        <w:ind w:left="6480" w:hanging="180"/>
+      </w:pPr>
+    </w:lvl>
+  </w:abstractNum>
   <w:num w:numId="1" w16cid:durableId="217710753">
-    <w:abstractNumId w:val="1"/>
+    <w:abstractNumId w:val="3"/>
   </w:num>
   <w:num w:numId="2" w16cid:durableId="1343555791">
     <w:abstractNumId w:val="0"/>
+  </w:num>
+  <w:num w:numId="3" w16cid:durableId="1047217981">
+    <w:abstractNumId w:val="4"/>
+  </w:num>
+  <w:num w:numId="4" w16cid:durableId="848328203">
+    <w:abstractNumId w:val="2"/>
+  </w:num>
+  <w:num w:numId="5" w16cid:durableId="1720129503">
+    <w:abstractNumId w:val="1"/>
   </w:num>
 </w:numbering>
 </file>
